--- a/flow/20230914_vu_template/drafts/2024-06-g/12-СР-Онуфрія.docx
+++ b/flow/20230914_vu_template/drafts/2024-06-g/12-СР-Онуфрія.docx
@@ -4570,6 +4570,414 @@
     </w:p>
     <w:p>
       <w:pPr>
+        <w:pStyle w:val="a"/>
+        <w:spacing w:after="240"/>
+      </w:pPr>
+      <w:r>
+        <w:rPr>
+          <w:rFonts w:ascii="Times New Roman" w:hAnsi="Times New Roman"/>
+          <w:b/>
+          <w:color w:val="222222"/>
+          <w:sz w:val="24"/>
+          <w:highlight w:val="white"/>
+        </w:rPr>
+        <w:t>Слава</w:t>
+      </w:r>
+      <w:r>
+        <w:rPr>
+          <w:rFonts w:ascii="Times New Roman" w:hAnsi="Times New Roman"/>
+          <w:color w:val="222222"/>
+          <w:sz w:val="24"/>
+          <w:highlight w:val="white"/>
+        </w:rPr>
+        <w:t xml:space="preserve"> </w:t>
+      </w:r>
+      <w:r>
+        <w:rPr>
+          <w:rFonts w:ascii="Times New Roman" w:hAnsi="Times New Roman"/>
+          <w:i/>
+          <w:color w:val="FF0000"/>
+          <w:sz w:val="24"/>
+          <w:highlight w:val="white"/>
+        </w:rPr>
+        <w:t xml:space="preserve">(г. 6): </w:t>
+      </w:r>
+      <w:r>
+        <w:rPr>
+          <w:rFonts w:ascii="Times New Roman" w:hAnsi="Times New Roman"/>
+          <w:sz w:val="24"/>
+          <w:highlight w:val="white"/>
+        </w:rPr>
+        <w:t>Преподо́бні</w:t>
+      </w:r>
+      <w:r>
+        <w:rPr>
+          <w:rFonts w:ascii="Times New Roman" w:hAnsi="Times New Roman"/>
+          <w:sz w:val="24"/>
+          <w:highlight w:val="white"/>
+        </w:rPr>
+        <w:t xml:space="preserve"> отці́,* на всю </w:t>
+      </w:r>
+      <w:r>
+        <w:rPr>
+          <w:rFonts w:ascii="Times New Roman" w:hAnsi="Times New Roman"/>
+          <w:sz w:val="24"/>
+          <w:highlight w:val="white"/>
+        </w:rPr>
+        <w:t>зе́млю</w:t>
+      </w:r>
+      <w:r>
+        <w:rPr>
+          <w:rFonts w:ascii="Times New Roman" w:hAnsi="Times New Roman"/>
+          <w:sz w:val="24"/>
+          <w:highlight w:val="white"/>
+        </w:rPr>
+        <w:t xml:space="preserve"> </w:t>
+      </w:r>
+      <w:r>
+        <w:rPr>
+          <w:rFonts w:ascii="Times New Roman" w:hAnsi="Times New Roman"/>
+          <w:sz w:val="24"/>
+          <w:highlight w:val="white"/>
+        </w:rPr>
+        <w:t>ви́йшло</w:t>
+      </w:r>
+      <w:r>
+        <w:rPr>
+          <w:rFonts w:ascii="Times New Roman" w:hAnsi="Times New Roman"/>
+          <w:sz w:val="24"/>
+          <w:highlight w:val="white"/>
+        </w:rPr>
+        <w:t xml:space="preserve"> </w:t>
+      </w:r>
+      <w:r>
+        <w:rPr>
+          <w:rFonts w:ascii="Times New Roman" w:hAnsi="Times New Roman"/>
+          <w:sz w:val="24"/>
+          <w:highlight w:val="white"/>
+        </w:rPr>
+        <w:t>віща́ння</w:t>
+      </w:r>
+      <w:r>
+        <w:rPr>
+          <w:rFonts w:ascii="Times New Roman" w:hAnsi="Times New Roman"/>
+          <w:sz w:val="24"/>
+          <w:highlight w:val="white"/>
+        </w:rPr>
+        <w:t xml:space="preserve"> </w:t>
+      </w:r>
+      <w:r>
+        <w:rPr>
+          <w:rFonts w:ascii="Times New Roman" w:hAnsi="Times New Roman"/>
+          <w:sz w:val="24"/>
+          <w:highlight w:val="white"/>
+        </w:rPr>
+        <w:t>пра́вих</w:t>
+      </w:r>
+      <w:r>
+        <w:rPr>
+          <w:rFonts w:ascii="Times New Roman" w:hAnsi="Times New Roman"/>
+          <w:sz w:val="24"/>
+          <w:highlight w:val="white"/>
+        </w:rPr>
+        <w:t xml:space="preserve"> діл </w:t>
+      </w:r>
+      <w:r>
+        <w:rPr>
+          <w:rFonts w:ascii="Times New Roman" w:hAnsi="Times New Roman"/>
+          <w:sz w:val="24"/>
+          <w:highlight w:val="white"/>
+        </w:rPr>
+        <w:t>ва́ших</w:t>
+      </w:r>
+      <w:r>
+        <w:rPr>
+          <w:rFonts w:ascii="Times New Roman" w:hAnsi="Times New Roman"/>
+          <w:sz w:val="24"/>
+          <w:highlight w:val="white"/>
+        </w:rPr>
+        <w:t xml:space="preserve">* – тим-то на </w:t>
+      </w:r>
+      <w:r>
+        <w:rPr>
+          <w:rFonts w:ascii="Times New Roman" w:hAnsi="Times New Roman"/>
+          <w:sz w:val="24"/>
+          <w:highlight w:val="white"/>
+        </w:rPr>
+        <w:t>небеса́х</w:t>
+      </w:r>
+      <w:r>
+        <w:rPr>
+          <w:rFonts w:ascii="Times New Roman" w:hAnsi="Times New Roman"/>
+          <w:sz w:val="24"/>
+          <w:highlight w:val="white"/>
+        </w:rPr>
+        <w:t xml:space="preserve"> </w:t>
+      </w:r>
+      <w:r>
+        <w:rPr>
+          <w:rFonts w:ascii="Times New Roman" w:hAnsi="Times New Roman"/>
+          <w:sz w:val="24"/>
+          <w:highlight w:val="white"/>
+        </w:rPr>
+        <w:t>отри́мали</w:t>
+      </w:r>
+      <w:r>
+        <w:rPr>
+          <w:rFonts w:ascii="Times New Roman" w:hAnsi="Times New Roman"/>
+          <w:sz w:val="24"/>
+          <w:highlight w:val="white"/>
+        </w:rPr>
+        <w:t xml:space="preserve"> ви </w:t>
+      </w:r>
+      <w:r>
+        <w:rPr>
+          <w:rFonts w:ascii="Times New Roman" w:hAnsi="Times New Roman"/>
+          <w:sz w:val="24"/>
+          <w:highlight w:val="white"/>
+        </w:rPr>
+        <w:t>нагоро́ду</w:t>
+      </w:r>
+      <w:r>
+        <w:rPr>
+          <w:rFonts w:ascii="Times New Roman" w:hAnsi="Times New Roman"/>
+          <w:sz w:val="24"/>
+          <w:highlight w:val="white"/>
+        </w:rPr>
+        <w:t xml:space="preserve"> за труди́ ва́ші.* </w:t>
+      </w:r>
+      <w:r>
+        <w:rPr>
+          <w:rFonts w:ascii="Times New Roman" w:hAnsi="Times New Roman"/>
+          <w:sz w:val="24"/>
+          <w:highlight w:val="white"/>
+        </w:rPr>
+        <w:t>Де́монські</w:t>
+      </w:r>
+      <w:r>
+        <w:rPr>
+          <w:rFonts w:ascii="Times New Roman" w:hAnsi="Times New Roman"/>
+          <w:sz w:val="24"/>
+          <w:highlight w:val="white"/>
+        </w:rPr>
+        <w:t xml:space="preserve"> полки́ ви </w:t>
+      </w:r>
+      <w:r>
+        <w:rPr>
+          <w:rFonts w:ascii="Times New Roman" w:hAnsi="Times New Roman"/>
+          <w:sz w:val="24"/>
+          <w:highlight w:val="white"/>
+        </w:rPr>
+        <w:t>розгроми́ли</w:t>
+      </w:r>
+      <w:r>
+        <w:rPr>
+          <w:rFonts w:ascii="Times New Roman" w:hAnsi="Times New Roman"/>
+          <w:sz w:val="24"/>
+          <w:highlight w:val="white"/>
+        </w:rPr>
+        <w:t xml:space="preserve">* і </w:t>
+      </w:r>
+      <w:r>
+        <w:rPr>
+          <w:rFonts w:ascii="Times New Roman" w:hAnsi="Times New Roman"/>
+          <w:sz w:val="24"/>
+          <w:highlight w:val="white"/>
+        </w:rPr>
+        <w:t>а́нгельських</w:t>
+      </w:r>
+      <w:r>
+        <w:rPr>
+          <w:rFonts w:ascii="Times New Roman" w:hAnsi="Times New Roman"/>
+          <w:sz w:val="24"/>
+          <w:highlight w:val="white"/>
+        </w:rPr>
+        <w:t xml:space="preserve"> досягли́ </w:t>
+      </w:r>
+      <w:r>
+        <w:rPr>
+          <w:rFonts w:ascii="Times New Roman" w:hAnsi="Times New Roman"/>
+          <w:sz w:val="24"/>
+          <w:highlight w:val="white"/>
+        </w:rPr>
+        <w:t>чи́нів</w:t>
+      </w:r>
+      <w:r>
+        <w:rPr>
+          <w:rFonts w:ascii="Times New Roman" w:hAnsi="Times New Roman"/>
+          <w:sz w:val="24"/>
+          <w:highlight w:val="white"/>
+        </w:rPr>
+        <w:t xml:space="preserve">,* життя́ </w:t>
+      </w:r>
+      <w:r>
+        <w:rPr>
+          <w:rFonts w:ascii="Times New Roman" w:hAnsi="Times New Roman"/>
+          <w:sz w:val="24"/>
+          <w:highlight w:val="white"/>
+        </w:rPr>
+        <w:t>яки́х</w:t>
+      </w:r>
+      <w:r>
+        <w:rPr>
+          <w:rFonts w:ascii="Times New Roman" w:hAnsi="Times New Roman"/>
+          <w:sz w:val="24"/>
+          <w:highlight w:val="white"/>
+        </w:rPr>
+        <w:t xml:space="preserve"> </w:t>
+      </w:r>
+      <w:r>
+        <w:rPr>
+          <w:rFonts w:ascii="Times New Roman" w:hAnsi="Times New Roman"/>
+          <w:sz w:val="24"/>
+          <w:highlight w:val="white"/>
+        </w:rPr>
+        <w:t>непоро́чно</w:t>
+      </w:r>
+      <w:r>
+        <w:rPr>
+          <w:rFonts w:ascii="Times New Roman" w:hAnsi="Times New Roman"/>
+          <w:sz w:val="24"/>
+          <w:highlight w:val="white"/>
+        </w:rPr>
+        <w:t xml:space="preserve"> з </w:t>
+      </w:r>
+      <w:r>
+        <w:rPr>
+          <w:rFonts w:ascii="Times New Roman" w:hAnsi="Times New Roman"/>
+          <w:sz w:val="24"/>
+          <w:highlight w:val="white"/>
+        </w:rPr>
+        <w:t>ре́вністю</w:t>
+      </w:r>
+      <w:r>
+        <w:rPr>
+          <w:rFonts w:ascii="Times New Roman" w:hAnsi="Times New Roman"/>
+          <w:sz w:val="24"/>
+          <w:highlight w:val="white"/>
+        </w:rPr>
+        <w:t xml:space="preserve"> наслі́дували.* </w:t>
+      </w:r>
+      <w:r>
+        <w:rPr>
+          <w:rFonts w:ascii="Times New Roman" w:hAnsi="Times New Roman"/>
+          <w:sz w:val="24"/>
+          <w:highlight w:val="white"/>
+        </w:rPr>
+        <w:t>Сміли́вість</w:t>
+      </w:r>
+      <w:r>
+        <w:rPr>
+          <w:rFonts w:ascii="Times New Roman" w:hAnsi="Times New Roman"/>
+          <w:sz w:val="24"/>
+          <w:highlight w:val="white"/>
+        </w:rPr>
+        <w:t xml:space="preserve"> </w:t>
+      </w:r>
+      <w:r>
+        <w:rPr>
+          <w:rFonts w:ascii="Times New Roman" w:hAnsi="Times New Roman"/>
+          <w:sz w:val="24"/>
+          <w:highlight w:val="white"/>
+        </w:rPr>
+        <w:t>ма́ючи</w:t>
+      </w:r>
+      <w:r>
+        <w:rPr>
+          <w:rFonts w:ascii="Times New Roman" w:hAnsi="Times New Roman"/>
+          <w:sz w:val="24"/>
+          <w:highlight w:val="white"/>
+        </w:rPr>
+        <w:t xml:space="preserve"> до </w:t>
+      </w:r>
+      <w:r>
+        <w:rPr>
+          <w:rFonts w:ascii="Times New Roman" w:hAnsi="Times New Roman"/>
+          <w:sz w:val="24"/>
+          <w:highlight w:val="white"/>
+        </w:rPr>
+        <w:t>Го́спода</w:t>
+      </w:r>
+      <w:r>
+        <w:rPr>
+          <w:rFonts w:ascii="Times New Roman" w:hAnsi="Times New Roman"/>
+          <w:sz w:val="24"/>
+          <w:highlight w:val="white"/>
+        </w:rPr>
+        <w:t xml:space="preserve">,* </w:t>
+      </w:r>
+      <w:r>
+        <w:rPr>
+          <w:rFonts w:ascii="Times New Roman" w:hAnsi="Times New Roman"/>
+          <w:sz w:val="24"/>
+          <w:highlight w:val="white"/>
+        </w:rPr>
+        <w:t>ми́ру</w:t>
+      </w:r>
+      <w:r>
+        <w:rPr>
+          <w:rFonts w:ascii="Times New Roman" w:hAnsi="Times New Roman"/>
+          <w:sz w:val="24"/>
+          <w:highlight w:val="white"/>
+        </w:rPr>
+        <w:t xml:space="preserve"> </w:t>
+      </w:r>
+      <w:r>
+        <w:rPr>
+          <w:rFonts w:ascii="Times New Roman" w:hAnsi="Times New Roman"/>
+          <w:sz w:val="24"/>
+          <w:highlight w:val="white"/>
+        </w:rPr>
+        <w:t>ви́просіте</w:t>
+      </w:r>
+      <w:r>
+        <w:rPr>
+          <w:rFonts w:ascii="Times New Roman" w:hAnsi="Times New Roman"/>
+          <w:sz w:val="24"/>
+          <w:highlight w:val="white"/>
+        </w:rPr>
+        <w:t xml:space="preserve"> </w:t>
+      </w:r>
+      <w:r>
+        <w:rPr>
+          <w:rFonts w:ascii="Times New Roman" w:hAnsi="Times New Roman"/>
+          <w:sz w:val="24"/>
+          <w:highlight w:val="white"/>
+        </w:rPr>
+        <w:t>ду́шам</w:t>
+      </w:r>
+      <w:r>
+        <w:rPr>
+          <w:rFonts w:ascii="Times New Roman" w:hAnsi="Times New Roman"/>
+          <w:sz w:val="24"/>
+          <w:highlight w:val="white"/>
+        </w:rPr>
+        <w:t xml:space="preserve"> </w:t>
+      </w:r>
+      <w:r>
+        <w:rPr>
+          <w:rFonts w:ascii="Times New Roman" w:hAnsi="Times New Roman"/>
+          <w:sz w:val="24"/>
+          <w:highlight w:val="white"/>
+        </w:rPr>
+        <w:t>на́шим</w:t>
+      </w:r>
+      <w:r>
+        <w:rPr>
+          <w:rFonts w:ascii="Times New Roman" w:hAnsi="Times New Roman"/>
+          <w:sz w:val="24"/>
+          <w:highlight w:val="white"/>
+        </w:rPr>
+        <w:t>.</w:t>
+      </w:r>
+    </w:p>
+    <w:p>
+      <w:r>
+        <w:t>ХРЕСТОБОГОРОДИЧНИЙ</w:t>
+      </w:r>
+    </w:p>
+    <w:p>
+      <w:pPr>
         <w:pStyle w:val="Heading2"/>
         <w:spacing w:after="120" w:before="0" w:lineRule="auto"/>
         <w:jc w:val="center"/>
@@ -4726,6 +5134,23 @@
     </w:p>
     <w:p>
       <w:pPr>
+        <w:spacing w:after="120" w:lineRule="auto"/>
+        <w:jc w:val="both"/>
+        <w:rPr>
+          <w:rFonts w:ascii="Times New Roman" w:cs="Times New Roman" w:eastAsia="Times New Roman" w:hAnsi="Times New Roman"/>
+          <w:color w:val="ff0000"/>
+          <w:sz w:val="24"/>
+          <w:szCs w:val="24"/>
+        </w:rPr>
+      </w:pPr>
+      <w:r>
+        <w:rPr>
+          <w:rtl w:val="0"/>
+        </w:rPr>
+      </w:r>
+    </w:p>
+    <w:p>
+      <w:pPr>
         <w:pStyle w:val="Heading3"/>
         <w:spacing w:after="120" w:before="0" w:lineRule="auto"/>
         <w:jc w:val="center"/>
@@ -4840,6 +5265,22 @@
     </w:p>
     <w:p>
       <w:pPr>
+        <w:spacing w:after="120" w:lineRule="auto"/>
+        <w:jc w:val="both"/>
+        <w:rPr>
+          <w:rFonts w:ascii="Times New Roman" w:cs="Times New Roman" w:eastAsia="Times New Roman" w:hAnsi="Times New Roman"/>
+          <w:sz w:val="24"/>
+          <w:szCs w:val="24"/>
+        </w:rPr>
+      </w:pPr>
+      <w:r>
+        <w:rPr>
+          <w:rtl w:val="0"/>
+        </w:rPr>
+      </w:r>
+    </w:p>
+    <w:p>
+      <w:pPr>
         <w:pStyle w:val="Heading3"/>
         <w:spacing w:after="120" w:before="0" w:lineRule="auto"/>
         <w:jc w:val="center"/>
@@ -5063,6 +5504,22 @@
     </w:p>
     <w:p>
       <w:pPr>
+        <w:spacing w:after="120" w:lineRule="auto"/>
+        <w:jc w:val="both"/>
+        <w:rPr>
+          <w:rFonts w:ascii="Times New Roman" w:cs="Times New Roman" w:eastAsia="Times New Roman" w:hAnsi="Times New Roman"/>
+          <w:sz w:val="24"/>
+          <w:szCs w:val="24"/>
+        </w:rPr>
+      </w:pPr>
+      <w:r>
+        <w:rPr>
+          <w:rtl w:val="0"/>
+        </w:rPr>
+      </w:r>
+    </w:p>
+    <w:p>
+      <w:pPr>
         <w:pStyle w:val="Heading3"/>
         <w:spacing w:after="120" w:before="0" w:lineRule="auto"/>
         <w:jc w:val="center"/>
@@ -5949,6 +6406,24 @@
     </w:p>
     <w:p>
       <w:pPr>
+        <w:spacing w:after="120" w:lineRule="auto"/>
+        <w:jc w:val="both"/>
+        <w:rPr>
+          <w:rFonts w:ascii="Times New Roman" w:cs="Times New Roman" w:eastAsia="Times New Roman" w:hAnsi="Times New Roman"/>
+          <w:i w:val="1"/>
+          <w:color w:val="ff0000"/>
+          <w:sz w:val="24"/>
+          <w:szCs w:val="24"/>
+        </w:rPr>
+      </w:pPr>
+      <w:r>
+        <w:rPr>
+          <w:rtl w:val="0"/>
+        </w:rPr>
+      </w:r>
+    </w:p>
+    <w:p>
+      <w:pPr>
         <w:pStyle w:val="Heading2"/>
         <w:spacing w:after="120" w:before="0" w:lineRule="auto"/>
         <w:jc w:val="center"/>
@@ -6133,6 +6608,52 @@
     </w:p>
     <w:p>
       <w:pPr>
+        <w:spacing w:after="120" w:lineRule="auto"/>
+        <w:jc w:val="both"/>
+        <w:rPr>
+          <w:rFonts w:ascii="Times New Roman" w:cs="Times New Roman" w:eastAsia="Times New Roman" w:hAnsi="Times New Roman"/>
+          <w:sz w:val="24"/>
+          <w:szCs w:val="24"/>
+        </w:rPr>
+      </w:pPr>
+      <w:r>
+        <w:rPr>
+          <w:rFonts w:ascii="Times New Roman" w:cs="Times New Roman" w:eastAsia="Times New Roman" w:hAnsi="Times New Roman"/>
+          <w:b w:val="1"/>
+          <w:sz w:val="24"/>
+          <w:szCs w:val="24"/>
+          <w:rtl w:val="0"/>
+        </w:rPr>
+        <w:t xml:space="preserve">Слава і нині</w:t>
+      </w:r>
+      <w:r>
+        <w:rPr>
+          <w:rFonts w:ascii="Times New Roman" w:cs="Times New Roman" w:eastAsia="Times New Roman" w:hAnsi="Times New Roman"/>
+          <w:sz w:val="24"/>
+          <w:szCs w:val="24"/>
+          <w:rtl w:val="0"/>
+        </w:rPr>
+        <w:t xml:space="preserve">: Зазнавши надмір болів під час розп'яття твого Сина й Бога, Пречиста,* ти в сльозах зітхала і кликала:* Горе мені, солодка Дитино!* Як то ти, приймаючи несправедливі страждання,* бажаєш спасти нащадків Адама?* Тому з вірою молимо тебе, Пречиста Діво:* Випроси нам його милосердя.</w:t>
+      </w:r>
+    </w:p>
+    <w:p>
+      <w:pPr>
+        <w:spacing w:after="120" w:lineRule="auto"/>
+        <w:jc w:val="both"/>
+        <w:rPr>
+          <w:rFonts w:ascii="Times New Roman" w:cs="Times New Roman" w:eastAsia="Times New Roman" w:hAnsi="Times New Roman"/>
+          <w:sz w:val="24"/>
+          <w:szCs w:val="24"/>
+        </w:rPr>
+      </w:pPr>
+      <w:r>
+        <w:rPr>
+          <w:rtl w:val="0"/>
+        </w:rPr>
+      </w:r>
+    </w:p>
+    <w:p>
+      <w:pPr>
         <w:pStyle w:val="Heading3"/>
         <w:spacing w:after="120" w:before="0" w:lineRule="auto"/>
         <w:jc w:val="center"/>
@@ -6287,6 +6808,26 @@
           <w:szCs w:val="24"/>
           <w:rtl w:val="0"/>
         </w:rPr>
+        <w:t xml:space="preserve">Слава Отцю, і Сину, і Святому Духові,* і нині і повсякчас, і на віки віків. Амінь.</w:t>
+      </w:r>
+    </w:p>
+    <w:p>
+      <w:pPr>
+        <w:spacing w:after="120" w:lineRule="auto"/>
+        <w:jc w:val="both"/>
+        <w:rPr>
+          <w:rFonts w:ascii="Times New Roman" w:cs="Times New Roman" w:eastAsia="Times New Roman" w:hAnsi="Times New Roman"/>
+          <w:sz w:val="24"/>
+          <w:szCs w:val="24"/>
+        </w:rPr>
+      </w:pPr>
+      <w:r>
+        <w:rPr>
+          <w:rFonts w:ascii="Times New Roman" w:cs="Times New Roman" w:eastAsia="Times New Roman" w:hAnsi="Times New Roman"/>
+          <w:sz w:val="24"/>
+          <w:szCs w:val="24"/>
+          <w:rtl w:val="0"/>
+        </w:rPr>
         <w:t xml:space="preserve">Пресвята Тройце, помилуй нас;* Господи, очисти гріхи наші;* Владико, прости беззаконня наші;* Святий, завітай і зціли немочі наші імени твого ради.</w:t>
       </w:r>
     </w:p>
@@ -6324,6 +6865,46 @@
         <w:rPr>
           <w:rtl w:val="0"/>
         </w:rPr>
+      </w:r>
+    </w:p>
+    <w:p>
+      <w:pPr>
+        <w:spacing w:after="120" w:lineRule="auto"/>
+        <w:jc w:val="both"/>
+        <w:rPr>
+          <w:rFonts w:ascii="Times New Roman" w:cs="Times New Roman" w:eastAsia="Times New Roman" w:hAnsi="Times New Roman"/>
+          <w:sz w:val="24"/>
+          <w:szCs w:val="24"/>
+        </w:rPr>
+      </w:pPr>
+      <w:r>
+        <w:rPr>
+          <w:rFonts w:ascii="Times New Roman" w:cs="Times New Roman" w:eastAsia="Times New Roman" w:hAnsi="Times New Roman"/>
+          <w:sz w:val="24"/>
+          <w:szCs w:val="24"/>
+          <w:rtl w:val="0"/>
+        </w:rPr>
+        <w:t xml:space="preserve">Слава Отцю, і Сину, і Святому Духові.</w:t>
+      </w:r>
+    </w:p>
+    <w:p>
+      <w:pPr>
+        <w:spacing w:after="120" w:lineRule="auto"/>
+        <w:jc w:val="both"/>
+        <w:rPr>
+          <w:rFonts w:ascii="Times New Roman" w:cs="Times New Roman" w:eastAsia="Times New Roman" w:hAnsi="Times New Roman"/>
+          <w:sz w:val="24"/>
+          <w:szCs w:val="24"/>
+        </w:rPr>
+      </w:pPr>
+      <w:r>
+        <w:rPr>
+          <w:rFonts w:ascii="Times New Roman" w:cs="Times New Roman" w:eastAsia="Times New Roman" w:hAnsi="Times New Roman"/>
+          <w:sz w:val="24"/>
+          <w:szCs w:val="24"/>
+          <w:rtl w:val="0"/>
+        </w:rPr>
+        <w:t xml:space="preserve">І нині і повсякчас, і на віки віків. Амінь.</w:t>
       </w:r>
     </w:p>
     <w:p>
@@ -6412,6 +6993,22 @@
           <w:rtl w:val="0"/>
         </w:rPr>
         <w:t xml:space="preserve">Амінь.</w:t>
+      </w:r>
+    </w:p>
+    <w:p>
+      <w:pPr>
+        <w:spacing w:after="120" w:lineRule="auto"/>
+        <w:jc w:val="both"/>
+        <w:rPr>
+          <w:rFonts w:ascii="Times New Roman" w:cs="Times New Roman" w:eastAsia="Times New Roman" w:hAnsi="Times New Roman"/>
+          <w:sz w:val="24"/>
+          <w:szCs w:val="24"/>
+        </w:rPr>
+      </w:pPr>
+      <w:r>
+        <w:rPr>
+          <w:rtl w:val="0"/>
+        </w:rPr>
       </w:r>
     </w:p>
     <w:p>
@@ -7343,6 +7940,22 @@
     </w:p>
     <w:p>
       <w:pPr>
+        <w:spacing w:after="120" w:lineRule="auto"/>
+        <w:jc w:val="both"/>
+        <w:rPr>
+          <w:rFonts w:ascii="Times New Roman" w:cs="Times New Roman" w:eastAsia="Times New Roman" w:hAnsi="Times New Roman"/>
+          <w:sz w:val="24"/>
+          <w:szCs w:val="24"/>
+        </w:rPr>
+      </w:pPr>
+      <w:r>
+        <w:rPr>
+          <w:rtl w:val="0"/>
+        </w:rPr>
+      </w:r>
+    </w:p>
+    <w:p>
+      <w:pPr>
         <w:pStyle w:val="Heading2"/>
         <w:spacing w:after="120" w:before="0" w:lineRule="auto"/>
         <w:jc w:val="center"/>
@@ -7594,6 +8207,22 @@
     </w:p>
     <w:p>
       <w:pPr>
+        <w:spacing w:after="120" w:lineRule="auto"/>
+        <w:jc w:val="both"/>
+        <w:rPr>
+          <w:rFonts w:ascii="Times New Roman" w:cs="Times New Roman" w:eastAsia="Times New Roman" w:hAnsi="Times New Roman"/>
+          <w:sz w:val="24"/>
+          <w:szCs w:val="24"/>
+        </w:rPr>
+      </w:pPr>
+      <w:r>
+        <w:rPr>
+          <w:rtl w:val="0"/>
+        </w:rPr>
+      </w:r>
+    </w:p>
+    <w:p>
+      <w:pPr>
         <w:pStyle w:val="Heading3"/>
         <w:spacing w:after="120" w:before="0" w:lineRule="auto"/>
         <w:jc w:val="center"/>
@@ -7648,6 +8277,57 @@
     </w:p>
     <w:p>
       <w:pPr>
+        <w:spacing w:after="120" w:lineRule="auto"/>
+        <w:jc w:val="both"/>
+        <w:rPr>
+          <w:rFonts w:ascii="Times New Roman" w:cs="Times New Roman" w:eastAsia="Times New Roman" w:hAnsi="Times New Roman"/>
+          <w:sz w:val="24"/>
+          <w:szCs w:val="24"/>
+        </w:rPr>
+      </w:pPr>
+      <w:r>
+        <w:rPr>
+          <w:rtl w:val="0"/>
+        </w:rPr>
+      </w:r>
+    </w:p>
+    <w:p>
+      <w:pPr>
+        <w:spacing w:after="120" w:lineRule="auto"/>
+        <w:jc w:val="both"/>
+        <w:rPr>
+          <w:rFonts w:ascii="Times New Roman" w:cs="Times New Roman" w:eastAsia="Times New Roman" w:hAnsi="Times New Roman"/>
+          <w:sz w:val="24"/>
+          <w:szCs w:val="24"/>
+        </w:rPr>
+      </w:pPr>
+      <w:r>
+        <w:rPr>
+          <w:rtl w:val="0"/>
+        </w:rPr>
+      </w:r>
+    </w:p>
+    <w:p>
+      <w:pPr>
+        <w:spacing w:after="120" w:lineRule="auto"/>
+        <w:jc w:val="both"/>
+        <w:rPr>
+          <w:rFonts w:ascii="Times New Roman" w:cs="Times New Roman" w:eastAsia="Times New Roman" w:hAnsi="Times New Roman"/>
+          <w:sz w:val="24"/>
+          <w:szCs w:val="24"/>
+        </w:rPr>
+      </w:pPr>
+      <w:r>
+        <w:br w:type="page"/>
+      </w:r>
+      <w:r>
+        <w:rPr>
+          <w:rtl w:val="0"/>
+        </w:rPr>
+      </w:r>
+    </w:p>
+    <w:p>
+      <w:pPr>
         <w:pStyle w:val="Heading1"/>
         <w:spacing w:after="120" w:lineRule="auto"/>
         <w:jc w:val="center"/>
@@ -7739,6 +8419,42 @@
         <w:jc w:val="both"/>
         <w:rPr>
           <w:rFonts w:ascii="Times New Roman" w:cs="Times New Roman" w:eastAsia="Times New Roman" w:hAnsi="Times New Roman"/>
+          <w:sz w:val="24"/>
+          <w:szCs w:val="24"/>
+        </w:rPr>
+      </w:pPr>
+      <w:r>
+        <w:rPr>
+          <w:rFonts w:ascii="Times New Roman" w:cs="Times New Roman" w:eastAsia="Times New Roman" w:hAnsi="Times New Roman"/>
+          <w:sz w:val="24"/>
+          <w:szCs w:val="24"/>
+          <w:rtl w:val="0"/>
+        </w:rPr>
+        <w:t xml:space="preserve">Слава во вишніх Богу, і на землі мир,* в людях благовоління </w:t>
+      </w:r>
+      <w:r>
+        <w:rPr>
+          <w:rFonts w:ascii="Times New Roman" w:cs="Times New Roman" w:eastAsia="Times New Roman" w:hAnsi="Times New Roman"/>
+          <w:i w:val="1"/>
+          <w:color w:val="ff0000"/>
+          <w:sz w:val="24"/>
+          <w:szCs w:val="24"/>
+          <w:rtl w:val="0"/>
+        </w:rPr>
+        <w:t xml:space="preserve">(3 р.)</w:t>
+      </w:r>
+      <w:r>
+        <w:rPr>
+          <w:rtl w:val="0"/>
+        </w:rPr>
+      </w:r>
+    </w:p>
+    <w:p>
+      <w:pPr>
+        <w:spacing w:after="120" w:lineRule="auto"/>
+        <w:jc w:val="both"/>
+        <w:rPr>
+          <w:rFonts w:ascii="Times New Roman" w:cs="Times New Roman" w:eastAsia="Times New Roman" w:hAnsi="Times New Roman"/>
           <w:i w:val="1"/>
           <w:color w:val="ff0000"/>
           <w:sz w:val="24"/>
@@ -7764,6 +8480,22 @@
           <w:rtl w:val="0"/>
         </w:rPr>
         <w:t xml:space="preserve">(2 р.)</w:t>
+      </w:r>
+    </w:p>
+    <w:p>
+      <w:pPr>
+        <w:spacing w:after="120" w:lineRule="auto"/>
+        <w:jc w:val="both"/>
+        <w:rPr>
+          <w:rFonts w:ascii="Times New Roman" w:cs="Times New Roman" w:eastAsia="Times New Roman" w:hAnsi="Times New Roman"/>
+          <w:sz w:val="24"/>
+          <w:szCs w:val="24"/>
+        </w:rPr>
+      </w:pPr>
+      <w:r>
+        <w:rPr>
+          <w:rtl w:val="0"/>
+        </w:rPr>
       </w:r>
     </w:p>
     <w:p>
@@ -8768,6 +9500,42 @@
     </w:p>
     <w:p>
       <w:pPr>
+        <w:spacing w:after="120" w:lineRule="auto"/>
+        <w:jc w:val="both"/>
+        <w:rPr>
+          <w:rFonts w:ascii="Times New Roman" w:cs="Times New Roman" w:eastAsia="Times New Roman" w:hAnsi="Times New Roman"/>
+          <w:sz w:val="24"/>
+          <w:szCs w:val="24"/>
+        </w:rPr>
+      </w:pPr>
+      <w:r>
+        <w:rPr>
+          <w:rtl w:val="0"/>
+        </w:rPr>
+      </w:r>
+    </w:p>
+    <w:p>
+      <w:pPr>
+        <w:spacing w:after="120" w:lineRule="auto"/>
+        <w:jc w:val="both"/>
+        <w:rPr>
+          <w:rFonts w:ascii="Times New Roman" w:cs="Times New Roman" w:eastAsia="Times New Roman" w:hAnsi="Times New Roman"/>
+          <w:sz w:val="24"/>
+          <w:szCs w:val="24"/>
+        </w:rPr>
+      </w:pPr>
+      <w:r>
+        <w:rPr>
+          <w:rFonts w:ascii="Times New Roman" w:cs="Times New Roman" w:eastAsia="Times New Roman" w:hAnsi="Times New Roman"/>
+          <w:sz w:val="24"/>
+          <w:szCs w:val="24"/>
+          <w:rtl w:val="0"/>
+        </w:rPr>
+        <w:t xml:space="preserve">Слава Отцю, і Сину, і Святому Духові, і нині і повсякчас, і на віки віків. Амінь.</w:t>
+      </w:r>
+    </w:p>
+    <w:p>
+      <w:pPr>
         <w:tabs>
           <w:tab w:val="left" w:leader="none" w:pos="6750"/>
         </w:tabs>
@@ -8835,6 +9603,42 @@
         </w:rPr>
         <w:t xml:space="preserve">(3 р.)</w:t>
       </w:r>
+      <w:r>
+        <w:rPr>
+          <w:rtl w:val="0"/>
+        </w:rPr>
+      </w:r>
+    </w:p>
+    <w:p>
+      <w:pPr>
+        <w:spacing w:after="120" w:lineRule="auto"/>
+        <w:jc w:val="both"/>
+        <w:rPr>
+          <w:rFonts w:ascii="Times New Roman" w:cs="Times New Roman" w:eastAsia="Times New Roman" w:hAnsi="Times New Roman"/>
+          <w:sz w:val="24"/>
+          <w:szCs w:val="24"/>
+        </w:rPr>
+      </w:pPr>
+      <w:r>
+        <w:rPr>
+          <w:rFonts w:ascii="Times New Roman" w:cs="Times New Roman" w:eastAsia="Times New Roman" w:hAnsi="Times New Roman"/>
+          <w:sz w:val="24"/>
+          <w:szCs w:val="24"/>
+          <w:rtl w:val="0"/>
+        </w:rPr>
+        <w:t xml:space="preserve">Слава Отцю, і Сину, і Святому Духові, і нині і повсякчас, і на віки віків. Амінь.</w:t>
+      </w:r>
+    </w:p>
+    <w:p>
+      <w:pPr>
+        <w:spacing w:after="120" w:lineRule="auto"/>
+        <w:jc w:val="both"/>
+        <w:rPr>
+          <w:rFonts w:ascii="Times New Roman" w:cs="Times New Roman" w:eastAsia="Times New Roman" w:hAnsi="Times New Roman"/>
+          <w:sz w:val="24"/>
+          <w:szCs w:val="24"/>
+        </w:rPr>
+      </w:pPr>
       <w:r>
         <w:rPr>
           <w:rtl w:val="0"/>
@@ -9095,6 +9899,33 @@
           <w:szCs w:val="24"/>
         </w:rPr>
       </w:pPr>
+      <w:sdt>
+        <w:sdtPr>
+          <w:tag w:val="goog_rdk_6"/>
+        </w:sdtPr>
+        <w:sdtContent>
+          <w:r>
+            <w:rPr>
+              <w:rFonts w:ascii="Gungsuh" w:cs="Gungsuh" w:eastAsia="Gungsuh" w:hAnsi="Gungsuh"/>
+              <w:sz w:val="24"/>
+              <w:szCs w:val="24"/>
+              <w:rtl w:val="0"/>
+            </w:rPr>
+            <w:t xml:space="preserve">Хіба звіщатимуть у могилі твою милість,* у пропасті глибокій − твою вірність?</w:t>
+          </w:r>
+        </w:sdtContent>
+      </w:sdt>
+    </w:p>
+    <w:p>
+      <w:pPr>
+        <w:spacing w:after="120" w:lineRule="auto"/>
+        <w:jc w:val="both"/>
+        <w:rPr>
+          <w:rFonts w:ascii="Times New Roman" w:cs="Times New Roman" w:eastAsia="Times New Roman" w:hAnsi="Times New Roman"/>
+          <w:sz w:val="24"/>
+          <w:szCs w:val="24"/>
+        </w:rPr>
+      </w:pPr>
       <w:r>
         <w:rPr>
           <w:rFonts w:ascii="Times New Roman" w:cs="Times New Roman" w:eastAsia="Times New Roman" w:hAnsi="Times New Roman"/>
@@ -9155,6 +9986,33 @@
           <w:szCs w:val="24"/>
         </w:rPr>
       </w:pPr>
+      <w:sdt>
+        <w:sdtPr>
+          <w:tag w:val="goog_rdk_7"/>
+        </w:sdtPr>
+        <w:sdtContent>
+          <w:r>
+            <w:rPr>
+              <w:rFonts w:ascii="Gungsuh" w:cs="Gungsuh" w:eastAsia="Gungsuh" w:hAnsi="Gungsuh"/>
+              <w:sz w:val="24"/>
+              <w:szCs w:val="24"/>
+              <w:rtl w:val="0"/>
+            </w:rPr>
+            <w:t xml:space="preserve">Я безталанний і конаю змалку,* я перебув страх твій − і умліваю.</w:t>
+          </w:r>
+        </w:sdtContent>
+      </w:sdt>
+    </w:p>
+    <w:p>
+      <w:pPr>
+        <w:spacing w:after="120" w:lineRule="auto"/>
+        <w:jc w:val="both"/>
+        <w:rPr>
+          <w:rFonts w:ascii="Times New Roman" w:cs="Times New Roman" w:eastAsia="Times New Roman" w:hAnsi="Times New Roman"/>
+          <w:sz w:val="24"/>
+          <w:szCs w:val="24"/>
+        </w:rPr>
+      </w:pPr>
       <w:r>
         <w:rPr>
           <w:rFonts w:ascii="Times New Roman" w:cs="Times New Roman" w:eastAsia="Times New Roman" w:hAnsi="Times New Roman"/>
@@ -9256,6 +10114,33 @@
           <w:szCs w:val="24"/>
         </w:rPr>
       </w:pPr>
+      <w:sdt>
+        <w:sdtPr>
+          <w:tag w:val="goog_rdk_8"/>
+        </w:sdtPr>
+        <w:sdtContent>
+          <w:r>
+            <w:rPr>
+              <w:rFonts w:ascii="Gungsuh" w:cs="Gungsuh" w:eastAsia="Gungsuh" w:hAnsi="Gungsuh"/>
+              <w:sz w:val="24"/>
+              <w:szCs w:val="24"/>
+              <w:rtl w:val="0"/>
+            </w:rPr>
+            <w:t xml:space="preserve">Благослови, душе моя, Господа,* і все нутро моє − його святе ім'я.</w:t>
+          </w:r>
+        </w:sdtContent>
+      </w:sdt>
+    </w:p>
+    <w:p>
+      <w:pPr>
+        <w:spacing w:after="120" w:lineRule="auto"/>
+        <w:jc w:val="both"/>
+        <w:rPr>
+          <w:rFonts w:ascii="Times New Roman" w:cs="Times New Roman" w:eastAsia="Times New Roman" w:hAnsi="Times New Roman"/>
+          <w:sz w:val="24"/>
+          <w:szCs w:val="24"/>
+        </w:rPr>
+      </w:pPr>
       <w:r>
         <w:rPr>
           <w:rFonts w:ascii="Times New Roman" w:cs="Times New Roman" w:eastAsia="Times New Roman" w:hAnsi="Times New Roman"/>
@@ -9953,6 +10838,26 @@
         <w:jc w:val="both"/>
         <w:rPr>
           <w:rFonts w:ascii="Times New Roman" w:cs="Times New Roman" w:eastAsia="Times New Roman" w:hAnsi="Times New Roman"/>
+          <w:sz w:val="24"/>
+          <w:szCs w:val="24"/>
+        </w:rPr>
+      </w:pPr>
+      <w:r>
+        <w:rPr>
+          <w:rFonts w:ascii="Times New Roman" w:cs="Times New Roman" w:eastAsia="Times New Roman" w:hAnsi="Times New Roman"/>
+          <w:sz w:val="24"/>
+          <w:szCs w:val="24"/>
+          <w:rtl w:val="0"/>
+        </w:rPr>
+        <w:t xml:space="preserve">Слава Отцю, і Сину, і Святому Духові: І нині і повсякчас, і на віки віків. Амінь. </w:t>
+      </w:r>
+    </w:p>
+    <w:p>
+      <w:pPr>
+        <w:spacing w:after="120" w:lineRule="auto"/>
+        <w:jc w:val="both"/>
+        <w:rPr>
+          <w:rFonts w:ascii="Times New Roman" w:cs="Times New Roman" w:eastAsia="Times New Roman" w:hAnsi="Times New Roman"/>
           <w:color w:val="ff0000"/>
           <w:sz w:val="24"/>
           <w:szCs w:val="24"/>
@@ -9978,6 +10883,24 @@
         </w:rPr>
         <w:t xml:space="preserve">(3 р.)</w:t>
       </w:r>
+      <w:r>
+        <w:rPr>
+          <w:rtl w:val="0"/>
+        </w:rPr>
+      </w:r>
+    </w:p>
+    <w:p>
+      <w:pPr>
+        <w:spacing w:after="120" w:lineRule="auto"/>
+        <w:jc w:val="both"/>
+        <w:rPr>
+          <w:rFonts w:ascii="Times New Roman" w:cs="Times New Roman" w:eastAsia="Times New Roman" w:hAnsi="Times New Roman"/>
+          <w:b w:val="1"/>
+          <w:color w:val="ff0000"/>
+          <w:sz w:val="24"/>
+          <w:szCs w:val="24"/>
+        </w:rPr>
+      </w:pPr>
       <w:r>
         <w:rPr>
           <w:rtl w:val="0"/>
@@ -10395,6 +11318,23 @@
     </w:p>
     <w:p>
       <w:pPr>
+        <w:spacing w:after="120" w:lineRule="auto"/>
+        <w:jc w:val="both"/>
+        <w:rPr>
+          <w:rFonts w:ascii="Times New Roman" w:cs="Times New Roman" w:eastAsia="Times New Roman" w:hAnsi="Times New Roman"/>
+          <w:color w:val="ff0000"/>
+          <w:sz w:val="24"/>
+          <w:szCs w:val="24"/>
+        </w:rPr>
+      </w:pPr>
+      <w:r>
+        <w:rPr>
+          <w:rtl w:val="0"/>
+        </w:rPr>
+      </w:r>
+    </w:p>
+    <w:p>
+      <w:pPr>
         <w:pStyle w:val="Heading2"/>
         <w:spacing w:after="120" w:before="0" w:lineRule="auto"/>
         <w:jc w:val="center"/>
@@ -11249,6 +12189,23 @@
     </w:p>
     <w:p>
       <w:pPr>
+        <w:spacing w:after="120" w:lineRule="auto"/>
+        <w:jc w:val="both"/>
+        <w:rPr>
+          <w:rFonts w:ascii="Times New Roman" w:cs="Times New Roman" w:eastAsia="Times New Roman" w:hAnsi="Times New Roman"/>
+          <w:color w:val="ff0000"/>
+          <w:sz w:val="24"/>
+          <w:szCs w:val="24"/>
+        </w:rPr>
+      </w:pPr>
+      <w:r>
+        <w:rPr>
+          <w:rtl w:val="0"/>
+        </w:rPr>
+      </w:r>
+    </w:p>
+    <w:p>
+      <w:pPr>
         <w:pStyle w:val="Heading3"/>
         <w:spacing w:after="120" w:before="0" w:lineRule="auto"/>
         <w:jc w:val="center"/>
@@ -11502,6 +12459,22 @@
     </w:p>
     <w:p>
       <w:pPr>
+        <w:spacing w:after="120" w:lineRule="auto"/>
+        <w:jc w:val="both"/>
+        <w:rPr>
+          <w:rFonts w:ascii="Times New Roman" w:cs="Times New Roman" w:eastAsia="Times New Roman" w:hAnsi="Times New Roman"/>
+          <w:sz w:val="24"/>
+          <w:szCs w:val="24"/>
+        </w:rPr>
+      </w:pPr>
+      <w:r>
+        <w:rPr>
+          <w:rtl w:val="0"/>
+        </w:rPr>
+      </w:r>
+    </w:p>
+    <w:p>
+      <w:pPr>
         <w:pStyle w:val="Heading3"/>
         <w:spacing w:after="120" w:before="0" w:lineRule="auto"/>
         <w:jc w:val="center"/>
@@ -12231,6 +13204,22 @@
     </w:p>
     <w:p>
       <w:pPr>
+        <w:spacing w:after="120" w:lineRule="auto"/>
+        <w:jc w:val="both"/>
+        <w:rPr>
+          <w:rFonts w:ascii="Times New Roman" w:cs="Times New Roman" w:eastAsia="Times New Roman" w:hAnsi="Times New Roman"/>
+          <w:sz w:val="24"/>
+          <w:szCs w:val="24"/>
+        </w:rPr>
+      </w:pPr>
+      <w:r>
+        <w:rPr>
+          <w:rtl w:val="0"/>
+        </w:rPr>
+      </w:r>
+    </w:p>
+    <w:p>
+      <w:pPr>
         <w:pStyle w:val="Heading3"/>
         <w:spacing w:after="120" w:before="0" w:lineRule="auto"/>
         <w:jc w:val="center"/>
@@ -12289,6 +13278,54 @@
         <w:jc w:val="both"/>
         <w:rPr>
           <w:rFonts w:ascii="Times New Roman" w:cs="Times New Roman" w:eastAsia="Times New Roman" w:hAnsi="Times New Roman"/>
+          <w:sz w:val="24"/>
+          <w:szCs w:val="24"/>
+        </w:rPr>
+      </w:pPr>
+      <w:r>
+        <w:rPr>
+          <w:rFonts w:ascii="Times New Roman" w:cs="Times New Roman" w:eastAsia="Times New Roman" w:hAnsi="Times New Roman"/>
+          <w:b w:val="1"/>
+          <w:sz w:val="24"/>
+          <w:szCs w:val="24"/>
+          <w:rtl w:val="0"/>
+        </w:rPr>
+        <w:t xml:space="preserve">Слава і нині</w:t>
+      </w:r>
+      <w:r>
+        <w:rPr>
+          <w:rFonts w:ascii="Times New Roman" w:cs="Times New Roman" w:eastAsia="Times New Roman" w:hAnsi="Times New Roman"/>
+          <w:sz w:val="24"/>
+          <w:szCs w:val="24"/>
+          <w:rtl w:val="0"/>
+        </w:rPr>
+        <w:t xml:space="preserve">: О нове чудо! – закликала Всенепорочна,* побачивши повішеного на хресті Сина,* що все держить долонею і який прийняв страждання.* Його, Суддю, судять, а він усім подає прощення.</w:t>
+      </w:r>
+    </w:p>
+    <w:p>
+      <w:pPr>
+        <w:spacing w:after="120" w:lineRule="auto"/>
+        <w:jc w:val="both"/>
+        <w:rPr>
+          <w:rFonts w:ascii="Times New Roman" w:cs="Times New Roman" w:eastAsia="Times New Roman" w:hAnsi="Times New Roman"/>
+          <w:i w:val="1"/>
+          <w:color w:val="ff0000"/>
+          <w:sz w:val="24"/>
+          <w:szCs w:val="24"/>
+        </w:rPr>
+      </w:pPr>
+      <w:r>
+        <w:rPr>
+          <w:rtl w:val="0"/>
+        </w:rPr>
+      </w:r>
+    </w:p>
+    <w:p>
+      <w:pPr>
+        <w:spacing w:after="120" w:lineRule="auto"/>
+        <w:jc w:val="both"/>
+        <w:rPr>
+          <w:rFonts w:ascii="Times New Roman" w:cs="Times New Roman" w:eastAsia="Times New Roman" w:hAnsi="Times New Roman"/>
           <w:i w:val="1"/>
           <w:color w:val="ff0000"/>
           <w:sz w:val="24"/>
@@ -12627,6 +13664,22 @@
     </w:p>
     <w:p>
       <w:pPr>
+        <w:spacing w:after="120" w:lineRule="auto"/>
+        <w:jc w:val="both"/>
+        <w:rPr>
+          <w:rFonts w:ascii="Times New Roman" w:cs="Times New Roman" w:eastAsia="Times New Roman" w:hAnsi="Times New Roman"/>
+          <w:sz w:val="24"/>
+          <w:szCs w:val="24"/>
+        </w:rPr>
+      </w:pPr>
+      <w:r>
+        <w:rPr>
+          <w:rtl w:val="0"/>
+        </w:rPr>
+      </w:r>
+    </w:p>
+    <w:p>
+      <w:pPr>
         <w:pStyle w:val="Heading3"/>
         <w:spacing w:after="120" w:before="0" w:lineRule="auto"/>
         <w:jc w:val="center"/>
@@ -12681,6 +13734,52 @@
     </w:p>
     <w:p>
       <w:pPr>
+        <w:spacing w:after="120" w:lineRule="auto"/>
+        <w:jc w:val="both"/>
+        <w:rPr>
+          <w:rFonts w:ascii="Times New Roman" w:cs="Times New Roman" w:eastAsia="Times New Roman" w:hAnsi="Times New Roman"/>
+          <w:sz w:val="24"/>
+          <w:szCs w:val="24"/>
+        </w:rPr>
+      </w:pPr>
+      <w:r>
+        <w:rPr>
+          <w:rFonts w:ascii="Times New Roman" w:cs="Times New Roman" w:eastAsia="Times New Roman" w:hAnsi="Times New Roman"/>
+          <w:b w:val="1"/>
+          <w:sz w:val="24"/>
+          <w:szCs w:val="24"/>
+          <w:rtl w:val="0"/>
+        </w:rPr>
+        <w:t xml:space="preserve">Слава і нині</w:t>
+      </w:r>
+      <w:r>
+        <w:rPr>
+          <w:rFonts w:ascii="Times New Roman" w:cs="Times New Roman" w:eastAsia="Times New Roman" w:hAnsi="Times New Roman"/>
+          <w:sz w:val="24"/>
+          <w:szCs w:val="24"/>
+          <w:rtl w:val="0"/>
+        </w:rPr>
+        <w:t xml:space="preserve">: Діва і Мати твоя, Христе,* бачивши тебе на хресті повішеного і мертвого,* гірко плачучи, ридала:* Сину мій, що це за дивне таїнство?* Як це ти, що всім даєш життя вічне,* добровільно вмираєш на хресті ганебною смертю?</w:t>
+      </w:r>
+    </w:p>
+    <w:p>
+      <w:pPr>
+        <w:spacing w:after="120" w:lineRule="auto"/>
+        <w:jc w:val="both"/>
+        <w:rPr>
+          <w:rFonts w:ascii="Times New Roman" w:cs="Times New Roman" w:eastAsia="Times New Roman" w:hAnsi="Times New Roman"/>
+          <w:sz w:val="24"/>
+          <w:szCs w:val="24"/>
+        </w:rPr>
+      </w:pPr>
+      <w:r>
+        <w:rPr>
+          <w:rtl w:val="0"/>
+        </w:rPr>
+      </w:r>
+    </w:p>
+    <w:p>
+      <w:pPr>
         <w:pStyle w:val="Heading3"/>
         <w:spacing w:after="120" w:before="0" w:lineRule="auto"/>
         <w:jc w:val="center"/>
@@ -13115,13 +14214,46 @@
       </w:pPr>
       <w:r>
         <w:rPr>
+          <w:rtl w:val="0"/>
+        </w:rPr>
+      </w:r>
+    </w:p>
+    <w:p>
+      <w:pPr>
+        <w:spacing w:after="120" w:lineRule="auto"/>
+        <w:jc w:val="both"/>
+        <w:rPr>
           <w:rFonts w:ascii="Times New Roman" w:cs="Times New Roman" w:eastAsia="Times New Roman" w:hAnsi="Times New Roman"/>
           <w:sz w:val="24"/>
           <w:szCs w:val="24"/>
           <w:u w:val="single"/>
+        </w:rPr>
+      </w:pPr>
+      <w:r>
+        <w:rPr>
+          <w:rFonts w:ascii="Times New Roman" w:cs="Times New Roman" w:eastAsia="Times New Roman" w:hAnsi="Times New Roman"/>
+          <w:sz w:val="24"/>
+          <w:szCs w:val="24"/>
+          <w:u w:val="single"/>
           <w:rtl w:val="0"/>
         </w:rPr>
         <w:t xml:space="preserve">[Господи, Боже наш! Ти за покаяння дарував людям відпущення, нам же, як образ пізнання і визнання гріхів, показав покаяння і прощення пророка Давида. Тож, Владико, помилуй з великої милости твоєї нас, що в чимало великих гріхів впали, і по багатстві ласк твоїх очисти беззаконня наші, бо перед тобою згрішили ми, Господи, що невідомі й таємні речі серця людського знаєш, і єдиний ти маєш владу прощати гріхи. Серце ж чисте вчини в нас і Духом владичним утверди нас, і радість спасіння твого яви нам. Не відкинь нас від лиця твого, але дозволь, як Добрий і Чоловіколюбець, аж до останнього нашого віддиху появляти тобі жертву справедливости й приноси на святих твоїх жертовниках, милістю і ласками і чоловіколюб'ям єдинородного Сина твого, з яким ти є благословенний з пресвятим, добрим і животворящим твоїм Духом, нині й повсякчас, і на віки віків. Амінь.]</w:t>
+      </w:r>
+    </w:p>
+    <w:p>
+      <w:pPr>
+        <w:spacing w:after="120" w:lineRule="auto"/>
+        <w:jc w:val="both"/>
+        <w:rPr>
+          <w:rFonts w:ascii="Times New Roman" w:cs="Times New Roman" w:eastAsia="Times New Roman" w:hAnsi="Times New Roman"/>
+          <w:sz w:val="24"/>
+          <w:szCs w:val="24"/>
+        </w:rPr>
+      </w:pPr>
+      <w:r>
+        <w:rPr>
+          <w:rtl w:val="0"/>
+        </w:rPr>
       </w:r>
     </w:p>
     <w:p>
@@ -15253,6 +16385,22 @@
     </w:p>
     <w:p>
       <w:pPr>
+        <w:spacing w:after="120" w:lineRule="auto"/>
+        <w:jc w:val="both"/>
+        <w:rPr>
+          <w:rFonts w:ascii="Times New Roman" w:cs="Times New Roman" w:eastAsia="Times New Roman" w:hAnsi="Times New Roman"/>
+          <w:sz w:val="24"/>
+          <w:szCs w:val="24"/>
+        </w:rPr>
+      </w:pPr>
+      <w:r>
+        <w:rPr>
+          <w:rtl w:val="0"/>
+        </w:rPr>
+      </w:r>
+    </w:p>
+    <w:p>
+      <w:pPr>
         <w:pStyle w:val="Heading3"/>
         <w:spacing w:after="120" w:lineRule="auto"/>
         <w:jc w:val="center"/>
@@ -15445,6 +16593,54 @@
           <w:rtl w:val="0"/>
         </w:rPr>
         <w:t xml:space="preserve">У тобі, Всеоспівувана, знайшли ми певну захисницю й твердиню, надію і міцний покров,* непереможне укріплення і тиху пристань, єдиний й упевнений захист, – тому й спасаємося.</w:t>
+      </w:r>
+    </w:p>
+    <w:p>
+      <w:pPr>
+        <w:spacing w:after="120" w:lineRule="auto"/>
+        <w:jc w:val="both"/>
+        <w:rPr>
+          <w:rFonts w:ascii="Times New Roman" w:cs="Times New Roman" w:eastAsia="Times New Roman" w:hAnsi="Times New Roman"/>
+          <w:sz w:val="24"/>
+          <w:szCs w:val="24"/>
+        </w:rPr>
+      </w:pPr>
+      <w:r>
+        <w:rPr>
+          <w:rFonts w:ascii="Times New Roman" w:cs="Times New Roman" w:eastAsia="Times New Roman" w:hAnsi="Times New Roman"/>
+          <w:b w:val="1"/>
+          <w:sz w:val="24"/>
+          <w:szCs w:val="24"/>
+          <w:rtl w:val="0"/>
+        </w:rPr>
+        <w:t xml:space="preserve">Слава і нині</w:t>
+      </w:r>
+      <w:r>
+        <w:rPr>
+          <w:rFonts w:ascii="Times New Roman" w:cs="Times New Roman" w:eastAsia="Times New Roman" w:hAnsi="Times New Roman"/>
+          <w:sz w:val="24"/>
+          <w:szCs w:val="24"/>
+          <w:rtl w:val="0"/>
+        </w:rPr>
+        <w:t xml:space="preserve">: Породивши божественне світло, просвіти, Діво, моє серце,* замрячене багатьма нападами пристрастей і злими помислами,* даючи мені завжди сльозину, що очищує мене від гріха.</w:t>
+      </w:r>
+    </w:p>
+    <w:p>
+      <w:pPr>
+        <w:spacing w:after="120" w:lineRule="auto"/>
+        <w:jc w:val="both"/>
+        <w:rPr>
+          <w:rFonts w:ascii="Times New Roman" w:cs="Times New Roman" w:eastAsia="Times New Roman" w:hAnsi="Times New Roman"/>
+          <w:i w:val="1"/>
+          <w:color w:val="000000"/>
+          <w:sz w:val="24"/>
+          <w:szCs w:val="24"/>
+        </w:rPr>
+      </w:pPr>
+      <w:r>
+        <w:rPr>
+          <w:rtl w:val="0"/>
+        </w:rPr>
       </w:r>
     </w:p>
     <w:p>
@@ -15506,6 +16702,24 @@
     </w:p>
     <w:p>
       <w:pPr>
+        <w:spacing w:after="120" w:lineRule="auto"/>
+        <w:jc w:val="both"/>
+        <w:rPr>
+          <w:rFonts w:ascii="Times New Roman" w:cs="Times New Roman" w:eastAsia="Times New Roman" w:hAnsi="Times New Roman"/>
+          <w:i w:val="1"/>
+          <w:color w:val="ff0000"/>
+          <w:sz w:val="24"/>
+          <w:szCs w:val="24"/>
+        </w:rPr>
+      </w:pPr>
+      <w:r>
+        <w:rPr>
+          <w:rtl w:val="0"/>
+        </w:rPr>
+      </w:r>
+    </w:p>
+    <w:p>
+      <w:pPr>
         <w:pStyle w:val="Heading3"/>
         <w:spacing w:after="120" w:before="0" w:lineRule="auto"/>
         <w:jc w:val="center"/>
@@ -15826,6 +17040,22 @@
     </w:p>
     <w:p>
       <w:pPr>
+        <w:spacing w:after="120" w:lineRule="auto"/>
+        <w:jc w:val="both"/>
+        <w:rPr>
+          <w:rFonts w:ascii="Times New Roman" w:cs="Times New Roman" w:eastAsia="Times New Roman" w:hAnsi="Times New Roman"/>
+          <w:sz w:val="24"/>
+          <w:szCs w:val="24"/>
+        </w:rPr>
+      </w:pPr>
+      <w:r>
+        <w:rPr>
+          <w:rtl w:val="0"/>
+        </w:rPr>
+      </w:r>
+    </w:p>
+    <w:p>
+      <w:pPr>
         <w:pStyle w:val="Heading3"/>
         <w:spacing w:after="120" w:before="0" w:lineRule="auto"/>
         <w:jc w:val="center"/>
@@ -15872,6 +17102,52 @@
     </w:p>
     <w:p>
       <w:pPr>
+        <w:spacing w:after="120" w:lineRule="auto"/>
+        <w:jc w:val="both"/>
+        <w:rPr>
+          <w:rFonts w:ascii="Times New Roman" w:cs="Times New Roman" w:eastAsia="Times New Roman" w:hAnsi="Times New Roman"/>
+          <w:sz w:val="24"/>
+          <w:szCs w:val="24"/>
+        </w:rPr>
+      </w:pPr>
+      <w:r>
+        <w:rPr>
+          <w:rFonts w:ascii="Times New Roman" w:cs="Times New Roman" w:eastAsia="Times New Roman" w:hAnsi="Times New Roman"/>
+          <w:b w:val="1"/>
+          <w:sz w:val="24"/>
+          <w:szCs w:val="24"/>
+          <w:rtl w:val="0"/>
+        </w:rPr>
+        <w:t xml:space="preserve">Слава і нині</w:t>
+      </w:r>
+      <w:r>
+        <w:rPr>
+          <w:rFonts w:ascii="Times New Roman" w:cs="Times New Roman" w:eastAsia="Times New Roman" w:hAnsi="Times New Roman"/>
+          <w:sz w:val="24"/>
+          <w:szCs w:val="24"/>
+          <w:rtl w:val="0"/>
+        </w:rPr>
+        <w:t xml:space="preserve">: Стоячи біля хреста і бачивши свого Сина на дереві розп'ятого й бездушного,* Пречиста по-материнському ридала,* кликала зі сльозами і промовляла:* Яке ж це диво, що Творець створіння дав себе піднести на хрест, щоб розіп'ястися?</w:t>
+      </w:r>
+    </w:p>
+    <w:p>
+      <w:pPr>
+        <w:spacing w:after="120" w:lineRule="auto"/>
+        <w:jc w:val="both"/>
+        <w:rPr>
+          <w:rFonts w:ascii="Times New Roman" w:cs="Times New Roman" w:eastAsia="Times New Roman" w:hAnsi="Times New Roman"/>
+          <w:sz w:val="24"/>
+          <w:szCs w:val="24"/>
+        </w:rPr>
+      </w:pPr>
+      <w:r>
+        <w:rPr>
+          <w:rtl w:val="0"/>
+        </w:rPr>
+      </w:r>
+    </w:p>
+    <w:p>
+      <w:pPr>
         <w:pStyle w:val="Heading2"/>
         <w:spacing w:after="120" w:before="0" w:lineRule="auto"/>
         <w:jc w:val="center"/>
@@ -15973,6 +17249,33 @@
           <w:szCs w:val="24"/>
         </w:rPr>
       </w:pPr>
+      <w:sdt>
+        <w:sdtPr>
+          <w:tag w:val="goog_rdk_9"/>
+        </w:sdtPr>
+        <w:sdtContent>
+          <w:r>
+            <w:rPr>
+              <w:rFonts w:ascii="Gungsuh" w:cs="Gungsuh" w:eastAsia="Gungsuh" w:hAnsi="Gungsuh"/>
+              <w:sz w:val="24"/>
+              <w:szCs w:val="24"/>
+              <w:rtl w:val="0"/>
+            </w:rPr>
+            <w:t xml:space="preserve">Хваліте його, ви − сонце й місяцю,* хваліте його, всі ясні зорі.</w:t>
+          </w:r>
+        </w:sdtContent>
+      </w:sdt>
+    </w:p>
+    <w:p>
+      <w:pPr>
+        <w:spacing w:after="120" w:lineRule="auto"/>
+        <w:jc w:val="both"/>
+        <w:rPr>
+          <w:rFonts w:ascii="Times New Roman" w:cs="Times New Roman" w:eastAsia="Times New Roman" w:hAnsi="Times New Roman"/>
+          <w:sz w:val="24"/>
+          <w:szCs w:val="24"/>
+        </w:rPr>
+      </w:pPr>
       <w:r>
         <w:rPr>
           <w:rFonts w:ascii="Times New Roman" w:cs="Times New Roman" w:eastAsia="Times New Roman" w:hAnsi="Times New Roman"/>
@@ -16513,6 +17816,22 @@
           <w:rtl w:val="0"/>
         </w:rPr>
         <w:t xml:space="preserve">Хваліте його на дзвінких цимбалах, хваліте його на гучних цимбалах.* Усе, що живе, нехай хвалить Господа.</w:t>
+      </w:r>
+    </w:p>
+    <w:p>
+      <w:pPr>
+        <w:spacing w:after="120" w:lineRule="auto"/>
+        <w:jc w:val="both"/>
+        <w:rPr>
+          <w:rFonts w:ascii="Times New Roman" w:cs="Times New Roman" w:eastAsia="Times New Roman" w:hAnsi="Times New Roman"/>
+          <w:sz w:val="24"/>
+          <w:szCs w:val="24"/>
+        </w:rPr>
+      </w:pPr>
+      <w:r>
+        <w:rPr>
+          <w:rtl w:val="0"/>
+        </w:rPr>
       </w:r>
     </w:p>
     <w:p>
@@ -16568,6 +17887,23 @@
           <w:rFonts w:ascii="Times New Roman" w:cs="Times New Roman" w:eastAsia="Times New Roman" w:hAnsi="Times New Roman"/>
           <w:sz w:val="24"/>
           <w:szCs w:val="24"/>
+          <w:u w:val="single"/>
+        </w:rPr>
+      </w:pPr>
+      <w:r>
+        <w:rPr>
+          <w:rtl w:val="0"/>
+        </w:rPr>
+      </w:r>
+    </w:p>
+    <w:p>
+      <w:pPr>
+        <w:spacing w:after="120" w:lineRule="auto"/>
+        <w:jc w:val="both"/>
+        <w:rPr>
+          <w:rFonts w:ascii="Times New Roman" w:cs="Times New Roman" w:eastAsia="Times New Roman" w:hAnsi="Times New Roman"/>
+          <w:sz w:val="24"/>
+          <w:szCs w:val="24"/>
         </w:rPr>
       </w:pPr>
       <w:r>
@@ -16788,6 +18124,33 @@
           <w:szCs w:val="24"/>
         </w:rPr>
       </w:pPr>
+      <w:sdt>
+        <w:sdtPr>
+          <w:tag w:val="goog_rdk_10"/>
+        </w:sdtPr>
+        <w:sdtContent>
+          <w:r>
+            <w:rPr>
+              <w:rFonts w:ascii="Gungsuh" w:cs="Gungsuh" w:eastAsia="Gungsuh" w:hAnsi="Gungsuh"/>
+              <w:sz w:val="24"/>
+              <w:szCs w:val="24"/>
+              <w:rtl w:val="0"/>
+            </w:rPr>
+            <w:t xml:space="preserve">Молюсь: Господи, змилуйся надо мною,* вилікуй мою душу, бо гріх мій − перед тобою.</w:t>
+          </w:r>
+        </w:sdtContent>
+      </w:sdt>
+    </w:p>
+    <w:p>
+      <w:pPr>
+        <w:spacing w:after="120" w:lineRule="auto"/>
+        <w:jc w:val="both"/>
+        <w:rPr>
+          <w:rFonts w:ascii="Times New Roman" w:cs="Times New Roman" w:eastAsia="Times New Roman" w:hAnsi="Times New Roman"/>
+          <w:sz w:val="24"/>
+          <w:szCs w:val="24"/>
+        </w:rPr>
+      </w:pPr>
       <w:r>
         <w:rPr>
           <w:rFonts w:ascii="Times New Roman" w:cs="Times New Roman" w:eastAsia="Times New Roman" w:hAnsi="Times New Roman"/>
@@ -17036,6 +18399,22 @@
           <w:rtl w:val="0"/>
         </w:rPr>
         <w:t xml:space="preserve">Нині і повсякчас,* і на віки віків. Амінь.</w:t>
+      </w:r>
+    </w:p>
+    <w:p>
+      <w:pPr>
+        <w:spacing w:after="120" w:lineRule="auto"/>
+        <w:jc w:val="both"/>
+        <w:rPr>
+          <w:rFonts w:ascii="Times New Roman" w:cs="Times New Roman" w:eastAsia="Times New Roman" w:hAnsi="Times New Roman"/>
+          <w:sz w:val="24"/>
+          <w:szCs w:val="24"/>
+        </w:rPr>
+      </w:pPr>
+      <w:r>
+        <w:rPr>
+          <w:rtl w:val="0"/>
+        </w:rPr>
       </w:r>
     </w:p>
     <w:p>
@@ -17956,6 +19335,22 @@
     </w:p>
     <w:p>
       <w:pPr>
+        <w:spacing w:after="120" w:lineRule="auto"/>
+        <w:jc w:val="both"/>
+        <w:rPr>
+          <w:rFonts w:ascii="Times New Roman" w:cs="Times New Roman" w:eastAsia="Times New Roman" w:hAnsi="Times New Roman"/>
+          <w:sz w:val="24"/>
+          <w:szCs w:val="24"/>
+        </w:rPr>
+      </w:pPr>
+      <w:r>
+        <w:rPr>
+          <w:rtl w:val="0"/>
+        </w:rPr>
+      </w:r>
+    </w:p>
+    <w:p>
+      <w:pPr>
         <w:pStyle w:val="Heading2"/>
         <w:spacing w:after="120" w:before="0" w:lineRule="auto"/>
         <w:jc w:val="center"/>
@@ -18144,6 +19539,52 @@
         <w:jc w:val="both"/>
         <w:rPr>
           <w:rFonts w:ascii="Times New Roman" w:cs="Times New Roman" w:eastAsia="Times New Roman" w:hAnsi="Times New Roman"/>
+          <w:sz w:val="24"/>
+          <w:szCs w:val="24"/>
+        </w:rPr>
+      </w:pPr>
+      <w:r>
+        <w:rPr>
+          <w:rFonts w:ascii="Times New Roman" w:cs="Times New Roman" w:eastAsia="Times New Roman" w:hAnsi="Times New Roman"/>
+          <w:b w:val="1"/>
+          <w:sz w:val="24"/>
+          <w:szCs w:val="24"/>
+          <w:rtl w:val="0"/>
+        </w:rPr>
+        <w:t xml:space="preserve">Слава і нині</w:t>
+      </w:r>
+      <w:r>
+        <w:rPr>
+          <w:rFonts w:ascii="Times New Roman" w:cs="Times New Roman" w:eastAsia="Times New Roman" w:hAnsi="Times New Roman"/>
+          <w:sz w:val="24"/>
+          <w:szCs w:val="24"/>
+          <w:rtl w:val="0"/>
+        </w:rPr>
+        <w:t xml:space="preserve">: Як побачила ти, Діво, на хресті того,* якого ти безсіменно зачала,* то оспівувала його несказанну милість.</w:t>
+      </w:r>
+    </w:p>
+    <w:p>
+      <w:pPr>
+        <w:spacing w:after="120" w:lineRule="auto"/>
+        <w:jc w:val="both"/>
+        <w:rPr>
+          <w:rFonts w:ascii="Times New Roman" w:cs="Times New Roman" w:eastAsia="Times New Roman" w:hAnsi="Times New Roman"/>
+          <w:sz w:val="24"/>
+          <w:szCs w:val="24"/>
+        </w:rPr>
+      </w:pPr>
+      <w:r>
+        <w:rPr>
+          <w:rtl w:val="0"/>
+        </w:rPr>
+      </w:r>
+    </w:p>
+    <w:p>
+      <w:pPr>
+        <w:spacing w:after="120" w:lineRule="auto"/>
+        <w:jc w:val="both"/>
+        <w:rPr>
+          <w:rFonts w:ascii="Times New Roman" w:cs="Times New Roman" w:eastAsia="Times New Roman" w:hAnsi="Times New Roman"/>
           <w:i w:val="1"/>
           <w:color w:val="ff0000"/>
           <w:sz w:val="24"/>
@@ -18265,6 +19706,26 @@
           <w:szCs w:val="24"/>
           <w:rtl w:val="0"/>
         </w:rPr>
+        <w:t xml:space="preserve">Слава Отцю, і Сину, і Святому Духові,* і нині і повсякчас, і на віки віків. Амінь.</w:t>
+      </w:r>
+    </w:p>
+    <w:p>
+      <w:pPr>
+        <w:spacing w:after="120" w:lineRule="auto"/>
+        <w:jc w:val="both"/>
+        <w:rPr>
+          <w:rFonts w:ascii="Times New Roman" w:cs="Times New Roman" w:eastAsia="Times New Roman" w:hAnsi="Times New Roman"/>
+          <w:sz w:val="24"/>
+          <w:szCs w:val="24"/>
+        </w:rPr>
+      </w:pPr>
+      <w:r>
+        <w:rPr>
+          <w:rFonts w:ascii="Times New Roman" w:cs="Times New Roman" w:eastAsia="Times New Roman" w:hAnsi="Times New Roman"/>
+          <w:sz w:val="24"/>
+          <w:szCs w:val="24"/>
+          <w:rtl w:val="0"/>
+        </w:rPr>
         <w:t xml:space="preserve">Пресвята Тройце, помилуй нас;* Господи, очисти гріхи наші;* Владико, прости беззаконня наші;* Святий, завітай і зціли немочі наші імени твого ради.</w:t>
       </w:r>
     </w:p>
@@ -18308,6 +19769,45 @@
           <w:rtl w:val="0"/>
         </w:rPr>
         <w:t xml:space="preserve">.</w:t>
+      </w:r>
+    </w:p>
+    <w:p>
+      <w:pPr>
+        <w:spacing w:after="120" w:lineRule="auto"/>
+        <w:jc w:val="both"/>
+        <w:rPr>
+          <w:rFonts w:ascii="Times New Roman" w:cs="Times New Roman" w:eastAsia="Times New Roman" w:hAnsi="Times New Roman"/>
+          <w:sz w:val="24"/>
+          <w:szCs w:val="24"/>
+        </w:rPr>
+      </w:pPr>
+      <w:r>
+        <w:rPr>
+          <w:rFonts w:ascii="Times New Roman" w:cs="Times New Roman" w:eastAsia="Times New Roman" w:hAnsi="Times New Roman"/>
+          <w:sz w:val="24"/>
+          <w:szCs w:val="24"/>
+          <w:rtl w:val="0"/>
+        </w:rPr>
+        <w:t xml:space="preserve">Слава Отцю, і Сину, і Святому Духові. І</w:t>
+      </w:r>
+      <w:r>
+        <w:rPr>
+          <w:rFonts w:ascii="Times New Roman" w:cs="Times New Roman" w:eastAsia="Times New Roman" w:hAnsi="Times New Roman"/>
+          <w:b w:val="1"/>
+          <w:sz w:val="24"/>
+          <w:szCs w:val="24"/>
+          <w:rtl w:val="0"/>
+        </w:rPr>
+        <w:t xml:space="preserve"> </w:t>
+      </w:r>
+      <w:r>
+        <w:rPr>
+          <w:rFonts w:ascii="Times New Roman" w:cs="Times New Roman" w:eastAsia="Times New Roman" w:hAnsi="Times New Roman"/>
+          <w:sz w:val="24"/>
+          <w:szCs w:val="24"/>
+          <w:rtl w:val="0"/>
+        </w:rPr>
+        <w:t xml:space="preserve">нині і повсякчас, і на віки віків. Амінь.</w:t>
       </w:r>
     </w:p>
     <w:p>
@@ -18407,6 +19907,23 @@
           <w:rtl w:val="0"/>
         </w:rPr>
         <w:t xml:space="preserve"> </w:t>
+      </w:r>
+    </w:p>
+    <w:p>
+      <w:pPr>
+        <w:spacing w:after="120" w:lineRule="auto"/>
+        <w:jc w:val="both"/>
+        <w:rPr>
+          <w:rFonts w:ascii="Times New Roman" w:cs="Times New Roman" w:eastAsia="Times New Roman" w:hAnsi="Times New Roman"/>
+          <w:i w:val="1"/>
+          <w:sz w:val="24"/>
+          <w:szCs w:val="24"/>
+        </w:rPr>
+      </w:pPr>
+      <w:r>
+        <w:rPr>
+          <w:rtl w:val="0"/>
+        </w:rPr>
       </w:r>
     </w:p>
     <w:p>
@@ -19289,6 +20806,22 @@
     </w:p>
     <w:p>
       <w:pPr>
+        <w:spacing w:after="120" w:lineRule="auto"/>
+        <w:jc w:val="both"/>
+        <w:rPr>
+          <w:rFonts w:ascii="Times New Roman" w:cs="Times New Roman" w:eastAsia="Times New Roman" w:hAnsi="Times New Roman"/>
+          <w:sz w:val="24"/>
+          <w:szCs w:val="24"/>
+        </w:rPr>
+      </w:pPr>
+      <w:r>
+        <w:rPr>
+          <w:rtl w:val="0"/>
+        </w:rPr>
+      </w:r>
+    </w:p>
+    <w:p>
+      <w:pPr>
         <w:pStyle w:val="Heading2"/>
         <w:spacing w:after="120" w:before="0" w:lineRule="auto"/>
         <w:jc w:val="center"/>
@@ -19546,6 +21079,21 @@
           <w:rtl w:val="0"/>
         </w:rPr>
         <w:t xml:space="preserve">Амінь.</w:t>
+      </w:r>
+    </w:p>
+    <w:p>
+      <w:pPr>
+        <w:spacing w:after="120" w:lineRule="auto"/>
+        <w:rPr>
+          <w:rFonts w:ascii="Times New Roman" w:cs="Times New Roman" w:eastAsia="Times New Roman" w:hAnsi="Times New Roman"/>
+          <w:sz w:val="24"/>
+          <w:szCs w:val="24"/>
+        </w:rPr>
+      </w:pPr>
+      <w:r>
+        <w:rPr>
+          <w:rtl w:val="0"/>
+        </w:rPr>
       </w:r>
     </w:p>
     <w:sectPr>
